--- a/newsletter/quality_newsletter_design_04.docx
+++ b/newsletter/quality_newsletter_design_04.docx
@@ -324,9 +324,6 @@
     </w:tbl>
     <w:p>
       <w:pPr>
-        <w:pBdr>
-          <w:top w:val="single" w:sz="36" w:space="0" w:color="F4A261"/>
-        </w:pBdr>
         <w:bidi/>
         <w:spacing w:before="0" w:after="140" w:line="120" w:lineRule="auto"/>
       </w:pPr>
